--- a/Practicas/cronograma.docx
+++ b/Practicas/cronograma.docx
@@ -4,17 +4,136 @@
   <w:body>
     <w:p>
       <w:pPr>
+        <w:spacing w:after="0"/>
         <w:jc w:val="center"/>
         <w:rPr>
           <w:b/>
           <w:bCs/>
-          <w:lang w:val="es-ES"/>
-        </w:rPr>
-      </w:pPr>
-      <w:r>
-        <w:rPr>
-          <w:b/>
-          <w:bCs/>
+          <w:sz w:val="28"/>
+          <w:szCs w:val="28"/>
+          <w:lang w:val="es-ES"/>
+        </w:rPr>
+      </w:pPr>
+      <w:r>
+        <w:rPr>
+          <w:b/>
+          <w:bCs/>
+          <w:sz w:val="28"/>
+          <w:szCs w:val="28"/>
+          <w:lang w:val="es-ES"/>
+        </w:rPr>
+        <w:t>Universidad de San Carlos de Guatemala</w:t>
+      </w:r>
+    </w:p>
+    <w:p>
+      <w:pPr>
+        <w:spacing w:after="0"/>
+        <w:jc w:val="center"/>
+        <w:rPr>
+          <w:b/>
+          <w:bCs/>
+          <w:sz w:val="28"/>
+          <w:szCs w:val="28"/>
+          <w:lang w:val="es-ES"/>
+        </w:rPr>
+      </w:pPr>
+      <w:r>
+        <w:rPr>
+          <w:b/>
+          <w:bCs/>
+          <w:sz w:val="28"/>
+          <w:szCs w:val="28"/>
+          <w:lang w:val="es-ES"/>
+        </w:rPr>
+        <w:t xml:space="preserve">Centro Universitario de Occidente </w:t>
+      </w:r>
+    </w:p>
+    <w:p>
+      <w:pPr>
+        <w:spacing w:after="0"/>
+        <w:jc w:val="center"/>
+        <w:rPr>
+          <w:b/>
+          <w:bCs/>
+          <w:sz w:val="28"/>
+          <w:szCs w:val="28"/>
+          <w:lang w:val="es-ES"/>
+        </w:rPr>
+      </w:pPr>
+      <w:r>
+        <w:rPr>
+          <w:b/>
+          <w:bCs/>
+          <w:sz w:val="28"/>
+          <w:szCs w:val="28"/>
+          <w:lang w:val="es-ES"/>
+        </w:rPr>
+        <w:t xml:space="preserve">División de Ciencias de Ingeniería </w:t>
+      </w:r>
+    </w:p>
+    <w:p>
+      <w:pPr>
+        <w:jc w:val="center"/>
+        <w:rPr>
+          <w:b/>
+          <w:bCs/>
+          <w:sz w:val="28"/>
+          <w:szCs w:val="28"/>
+          <w:lang w:val="es-ES"/>
+        </w:rPr>
+      </w:pPr>
+    </w:p>
+    <w:p>
+      <w:pPr>
+        <w:jc w:val="center"/>
+        <w:rPr>
+          <w:b/>
+          <w:bCs/>
+          <w:sz w:val="28"/>
+          <w:szCs w:val="28"/>
+          <w:lang w:val="es-ES"/>
+        </w:rPr>
+      </w:pPr>
+      <w:r>
+        <w:rPr>
+          <w:b/>
+          <w:bCs/>
+          <w:sz w:val="28"/>
+          <w:szCs w:val="28"/>
+          <w:lang w:val="es-ES"/>
+        </w:rPr>
+        <w:t xml:space="preserve"> </w:t>
+      </w:r>
+    </w:p>
+    <w:p>
+      <w:pPr>
+        <w:jc w:val="center"/>
+        <w:rPr>
+          <w:b/>
+          <w:bCs/>
+          <w:sz w:val="28"/>
+          <w:szCs w:val="28"/>
+          <w:lang w:val="es-ES"/>
+        </w:rPr>
+      </w:pPr>
+    </w:p>
+    <w:p>
+      <w:pPr>
+        <w:jc w:val="center"/>
+        <w:rPr>
+          <w:b/>
+          <w:bCs/>
+          <w:sz w:val="28"/>
+          <w:szCs w:val="28"/>
+          <w:lang w:val="es-ES"/>
+        </w:rPr>
+      </w:pPr>
+      <w:r>
+        <w:rPr>
+          <w:b/>
+          <w:bCs/>
+          <w:sz w:val="28"/>
+          <w:szCs w:val="28"/>
           <w:lang w:val="es-ES"/>
         </w:rPr>
         <w:t>Practicas Finales</w:t>
@@ -26,13 +145,17 @@
         <w:rPr>
           <w:b/>
           <w:bCs/>
-          <w:lang w:val="es-ES"/>
-        </w:rPr>
-      </w:pPr>
-      <w:r>
-        <w:rPr>
-          <w:b/>
-          <w:bCs/>
+          <w:sz w:val="28"/>
+          <w:szCs w:val="28"/>
+          <w:lang w:val="es-ES"/>
+        </w:rPr>
+      </w:pPr>
+      <w:r>
+        <w:rPr>
+          <w:b/>
+          <w:bCs/>
+          <w:sz w:val="28"/>
+          <w:szCs w:val="28"/>
           <w:lang w:val="es-ES"/>
         </w:rPr>
         <w:t>23 de Julio de 2024</w:t>
@@ -44,6 +167,8 @@
         <w:rPr>
           <w:b/>
           <w:bCs/>
+          <w:sz w:val="28"/>
+          <w:szCs w:val="28"/>
           <w:lang w:val="es-ES"/>
         </w:rPr>
       </w:pPr>
@@ -54,13 +179,29 @@
         <w:rPr>
           <w:b/>
           <w:bCs/>
-          <w:lang w:val="es-ES"/>
-        </w:rPr>
-      </w:pPr>
-      <w:r>
-        <w:rPr>
-          <w:b/>
-          <w:bCs/>
+          <w:sz w:val="28"/>
+          <w:szCs w:val="28"/>
+          <w:lang w:val="es-ES"/>
+        </w:rPr>
+      </w:pPr>
+    </w:p>
+    <w:p>
+      <w:pPr>
+        <w:jc w:val="center"/>
+        <w:rPr>
+          <w:b/>
+          <w:bCs/>
+          <w:sz w:val="28"/>
+          <w:szCs w:val="28"/>
+          <w:lang w:val="es-ES"/>
+        </w:rPr>
+      </w:pPr>
+      <w:r>
+        <w:rPr>
+          <w:b/>
+          <w:bCs/>
+          <w:sz w:val="28"/>
+          <w:szCs w:val="28"/>
           <w:lang w:val="es-ES"/>
         </w:rPr>
         <w:t>Plan de Trabajo</w:t>
@@ -72,13 +213,17 @@
         <w:rPr>
           <w:b/>
           <w:bCs/>
-          <w:lang w:val="es-ES"/>
-        </w:rPr>
-      </w:pPr>
-      <w:r>
-        <w:rPr>
-          <w:b/>
-          <w:bCs/>
+          <w:sz w:val="28"/>
+          <w:szCs w:val="28"/>
+          <w:lang w:val="es-ES"/>
+        </w:rPr>
+      </w:pPr>
+      <w:r>
+        <w:rPr>
+          <w:b/>
+          <w:bCs/>
+          <w:sz w:val="28"/>
+          <w:szCs w:val="28"/>
           <w:lang w:val="es-ES"/>
         </w:rPr>
         <w:t>Ingeniería Civil</w:t>
@@ -90,6 +235,8 @@
         <w:rPr>
           <w:b/>
           <w:bCs/>
+          <w:sz w:val="28"/>
+          <w:szCs w:val="28"/>
           <w:lang w:val="es-ES"/>
         </w:rPr>
       </w:pPr>
@@ -100,9 +247,354 @@
         <w:rPr>
           <w:b/>
           <w:bCs/>
-          <w:lang w:val="es-ES"/>
-        </w:rPr>
-      </w:pPr>
+          <w:sz w:val="28"/>
+          <w:szCs w:val="28"/>
+          <w:lang w:val="es-ES"/>
+        </w:rPr>
+      </w:pPr>
+    </w:p>
+    <w:p>
+      <w:pPr>
+        <w:jc w:val="center"/>
+        <w:rPr>
+          <w:b/>
+          <w:bCs/>
+          <w:sz w:val="28"/>
+          <w:szCs w:val="28"/>
+          <w:lang w:val="es-ES"/>
+        </w:rPr>
+      </w:pPr>
+      <w:r>
+        <w:rPr>
+          <w:b/>
+          <w:bCs/>
+          <w:sz w:val="28"/>
+          <w:szCs w:val="28"/>
+          <w:lang w:val="es-ES"/>
+        </w:rPr>
+        <w:t>Datos del Practicante</w:t>
+      </w:r>
+    </w:p>
+    <w:p>
+      <w:pPr>
+        <w:rPr>
+          <w:b/>
+          <w:bCs/>
+          <w:sz w:val="28"/>
+          <w:szCs w:val="28"/>
+          <w:lang w:val="es-ES"/>
+        </w:rPr>
+      </w:pPr>
+      <w:r>
+        <w:rPr>
+          <w:b/>
+          <w:bCs/>
+          <w:sz w:val="28"/>
+          <w:szCs w:val="28"/>
+          <w:lang w:val="es-ES"/>
+        </w:rPr>
+        <w:t xml:space="preserve">Nombre: </w:t>
+      </w:r>
+      <w:r>
+        <w:rPr>
+          <w:b/>
+          <w:bCs/>
+          <w:sz w:val="28"/>
+          <w:szCs w:val="28"/>
+          <w:lang w:val="es-ES"/>
+        </w:rPr>
+        <w:tab/>
+      </w:r>
+      <w:r>
+        <w:rPr>
+          <w:b/>
+          <w:bCs/>
+          <w:sz w:val="28"/>
+          <w:szCs w:val="28"/>
+          <w:lang w:val="es-ES"/>
+        </w:rPr>
+        <w:tab/>
+      </w:r>
+      <w:r>
+        <w:rPr>
+          <w:b/>
+          <w:bCs/>
+          <w:sz w:val="28"/>
+          <w:szCs w:val="28"/>
+          <w:lang w:val="es-ES"/>
+        </w:rPr>
+        <w:tab/>
+      </w:r>
+      <w:r>
+        <w:rPr>
+          <w:b/>
+          <w:bCs/>
+          <w:sz w:val="28"/>
+          <w:szCs w:val="28"/>
+          <w:lang w:val="es-ES"/>
+        </w:rPr>
+        <w:t>Marlon Ivan Carreto Rivera</w:t>
+      </w:r>
+    </w:p>
+    <w:p>
+      <w:pPr>
+        <w:rPr>
+          <w:color w:val="000000" w:themeColor="text1"/>
+          <w:sz w:val="28"/>
+          <w:szCs w:val="28"/>
+        </w:rPr>
+      </w:pPr>
+      <w:r>
+        <w:rPr>
+          <w:b/>
+          <w:bCs/>
+          <w:sz w:val="28"/>
+          <w:szCs w:val="28"/>
+          <w:lang w:val="es-ES"/>
+        </w:rPr>
+        <w:t>N</w:t>
+      </w:r>
+      <w:r>
+        <w:rPr>
+          <w:b/>
+          <w:bCs/>
+          <w:sz w:val="28"/>
+          <w:szCs w:val="28"/>
+          <w:lang w:val="es-ES"/>
+        </w:rPr>
+        <w:t xml:space="preserve">o. Carnet: </w:t>
+      </w:r>
+      <w:r>
+        <w:rPr>
+          <w:b/>
+          <w:bCs/>
+          <w:sz w:val="28"/>
+          <w:szCs w:val="28"/>
+          <w:lang w:val="es-ES"/>
+        </w:rPr>
+        <w:tab/>
+      </w:r>
+      <w:r>
+        <w:rPr>
+          <w:b/>
+          <w:bCs/>
+          <w:sz w:val="28"/>
+          <w:szCs w:val="28"/>
+          <w:lang w:val="es-ES"/>
+        </w:rPr>
+        <w:tab/>
+      </w:r>
+      <w:r>
+        <w:rPr>
+          <w:b/>
+          <w:bCs/>
+          <w:sz w:val="28"/>
+          <w:szCs w:val="28"/>
+          <w:lang w:val="es-ES"/>
+        </w:rPr>
+        <w:tab/>
+      </w:r>
+      <w:r>
+        <w:rPr>
+          <w:b/>
+          <w:bCs/>
+          <w:color w:val="000000" w:themeColor="text1"/>
+          <w:sz w:val="28"/>
+          <w:szCs w:val="28"/>
+        </w:rPr>
+        <w:t>2733955050909</w:t>
+      </w:r>
+    </w:p>
+    <w:p>
+      <w:pPr>
+        <w:rPr>
+          <w:b/>
+          <w:bCs/>
+          <w:sz w:val="28"/>
+          <w:szCs w:val="28"/>
+          <w:lang w:val="es-ES"/>
+        </w:rPr>
+      </w:pPr>
+      <w:r>
+        <w:rPr>
+          <w:b/>
+          <w:bCs/>
+          <w:sz w:val="28"/>
+          <w:szCs w:val="28"/>
+          <w:lang w:val="es-ES"/>
+        </w:rPr>
+        <w:t xml:space="preserve">Registro Académico: </w:t>
+      </w:r>
+      <w:r>
+        <w:rPr>
+          <w:b/>
+          <w:bCs/>
+          <w:sz w:val="28"/>
+          <w:szCs w:val="28"/>
+          <w:lang w:val="es-ES"/>
+        </w:rPr>
+        <w:tab/>
+        <w:t>201230088</w:t>
+      </w:r>
+    </w:p>
+    <w:p>
+      <w:pPr>
+        <w:rPr>
+          <w:b/>
+          <w:bCs/>
+          <w:sz w:val="28"/>
+          <w:szCs w:val="28"/>
+          <w:lang w:val="es-ES"/>
+        </w:rPr>
+      </w:pPr>
+      <w:r>
+        <w:rPr>
+          <w:b/>
+          <w:bCs/>
+          <w:sz w:val="28"/>
+          <w:szCs w:val="28"/>
+          <w:lang w:val="es-ES"/>
+        </w:rPr>
+        <w:t xml:space="preserve">Teléfono: </w:t>
+      </w:r>
+      <w:r>
+        <w:rPr>
+          <w:b/>
+          <w:bCs/>
+          <w:sz w:val="28"/>
+          <w:szCs w:val="28"/>
+          <w:lang w:val="es-ES"/>
+        </w:rPr>
+        <w:tab/>
+      </w:r>
+      <w:r>
+        <w:rPr>
+          <w:b/>
+          <w:bCs/>
+          <w:sz w:val="28"/>
+          <w:szCs w:val="28"/>
+          <w:lang w:val="es-ES"/>
+        </w:rPr>
+        <w:tab/>
+      </w:r>
+      <w:r>
+        <w:rPr>
+          <w:b/>
+          <w:bCs/>
+          <w:sz w:val="28"/>
+          <w:szCs w:val="28"/>
+          <w:lang w:val="es-ES"/>
+        </w:rPr>
+        <w:tab/>
+        <w:t>40286249</w:t>
+      </w:r>
+    </w:p>
+    <w:p>
+      <w:pPr>
+        <w:rPr>
+          <w:b/>
+          <w:bCs/>
+          <w:sz w:val="28"/>
+          <w:szCs w:val="28"/>
+          <w:lang w:val="es-ES"/>
+        </w:rPr>
+      </w:pPr>
+      <w:r>
+        <w:rPr>
+          <w:b/>
+          <w:bCs/>
+          <w:sz w:val="28"/>
+          <w:szCs w:val="28"/>
+          <w:lang w:val="es-ES"/>
+        </w:rPr>
+        <w:t xml:space="preserve">Correo Electrónico: </w:t>
+      </w:r>
+      <w:r>
+        <w:rPr>
+          <w:b/>
+          <w:bCs/>
+          <w:sz w:val="28"/>
+          <w:szCs w:val="28"/>
+          <w:lang w:val="es-ES"/>
+        </w:rPr>
+        <w:tab/>
+      </w:r>
+      <w:hyperlink r:id="rId4" w:history="1">
+        <w:r>
+          <w:rPr>
+            <w:rStyle w:val="Hipervnculo"/>
+            <w:b/>
+            <w:bCs/>
+            <w:sz w:val="28"/>
+            <w:szCs w:val="28"/>
+            <w:u w:val="none"/>
+            <w:lang w:val="es-ES"/>
+          </w:rPr>
+          <w:t>marlonivan-carretorivera@cunoc.edu.gt</w:t>
+        </w:r>
+      </w:hyperlink>
+    </w:p>
+    <w:p>
+      <w:pPr>
+        <w:rPr>
+          <w:b/>
+          <w:bCs/>
+          <w:sz w:val="28"/>
+          <w:szCs w:val="28"/>
+          <w:lang w:val="es-ES"/>
+        </w:rPr>
+      </w:pPr>
+      <w:r>
+        <w:rPr>
+          <w:b/>
+          <w:bCs/>
+          <w:sz w:val="28"/>
+          <w:szCs w:val="28"/>
+          <w:lang w:val="es-ES"/>
+        </w:rPr>
+        <w:t xml:space="preserve">Ciclo: </w:t>
+      </w:r>
+      <w:r>
+        <w:rPr>
+          <w:b/>
+          <w:bCs/>
+          <w:sz w:val="28"/>
+          <w:szCs w:val="28"/>
+          <w:lang w:val="es-ES"/>
+        </w:rPr>
+        <w:tab/>
+      </w:r>
+      <w:r>
+        <w:rPr>
+          <w:b/>
+          <w:bCs/>
+          <w:sz w:val="28"/>
+          <w:szCs w:val="28"/>
+          <w:lang w:val="es-ES"/>
+        </w:rPr>
+        <w:tab/>
+      </w:r>
+      <w:r>
+        <w:rPr>
+          <w:b/>
+          <w:bCs/>
+          <w:sz w:val="28"/>
+          <w:szCs w:val="28"/>
+          <w:lang w:val="es-ES"/>
+        </w:rPr>
+        <w:tab/>
+      </w:r>
+      <w:r>
+        <w:rPr>
+          <w:b/>
+          <w:bCs/>
+          <w:sz w:val="28"/>
+          <w:szCs w:val="28"/>
+          <w:lang w:val="es-ES"/>
+        </w:rPr>
+        <w:tab/>
+        <w:t>Segundo Semestre 2025</w:t>
+      </w:r>
     </w:p>
     <w:sectPr>
       <w:pgSz w:w="12240" w:h="15840"/>
@@ -1031,6 +1523,29 @@
       <w:spacing w:val="5"/>
     </w:rPr>
   </w:style>
+  <w:style w:type="character" w:styleId="Hipervnculo">
+    <w:name w:val="Hyperlink"/>
+    <w:basedOn w:val="Fuentedeprrafopredeter"/>
+    <w:uiPriority w:val="99"/>
+    <w:unhideWhenUsed/>
+    <w:rsid w:val="009E6FE4"/>
+    <w:rPr>
+      <w:color w:val="0563C1" w:themeColor="hyperlink"/>
+      <w:u w:val="single"/>
+    </w:rPr>
+  </w:style>
+  <w:style w:type="character" w:styleId="Mencinsinresolver">
+    <w:name w:val="Unresolved Mention"/>
+    <w:basedOn w:val="Fuentedeprrafopredeter"/>
+    <w:uiPriority w:val="99"/>
+    <w:semiHidden/>
+    <w:unhideWhenUsed/>
+    <w:rsid w:val="009E6FE4"/>
+    <w:rPr>
+      <w:color w:val="605E5C"/>
+      <w:shd w:val="clear" w:color="auto" w:fill="E1DFDD"/>
+    </w:rPr>
+  </w:style>
 </w:styles>
 </file>
 

--- a/Practicas/cronograma.docx
+++ b/Practicas/cronograma.docx
@@ -158,7 +158,27 @@
           <w:szCs w:val="28"/>
           <w:lang w:val="es-ES"/>
         </w:rPr>
-        <w:t>23 de Julio de 2024</w:t>
+        <w:t>2</w:t>
+      </w:r>
+      <w:r>
+        <w:rPr>
+          <w:b/>
+          <w:bCs/>
+          <w:sz w:val="28"/>
+          <w:szCs w:val="28"/>
+          <w:lang w:val="es-ES"/>
+        </w:rPr>
+        <w:t>4</w:t>
+      </w:r>
+      <w:r>
+        <w:rPr>
+          <w:b/>
+          <w:bCs/>
+          <w:sz w:val="28"/>
+          <w:szCs w:val="28"/>
+          <w:lang w:val="es-ES"/>
+        </w:rPr>
+        <w:t xml:space="preserve"> de Julio de 2024</w:t>
       </w:r>
     </w:p>
     <w:p>
@@ -455,6 +475,58 @@
           <w:szCs w:val="28"/>
           <w:lang w:val="es-ES"/>
         </w:rPr>
+        <w:t xml:space="preserve">Carrera: </w:t>
+      </w:r>
+      <w:r>
+        <w:rPr>
+          <w:b/>
+          <w:bCs/>
+          <w:sz w:val="28"/>
+          <w:szCs w:val="28"/>
+          <w:lang w:val="es-ES"/>
+        </w:rPr>
+        <w:tab/>
+      </w:r>
+      <w:r>
+        <w:rPr>
+          <w:b/>
+          <w:bCs/>
+          <w:sz w:val="28"/>
+          <w:szCs w:val="28"/>
+          <w:lang w:val="es-ES"/>
+        </w:rPr>
+        <w:tab/>
+      </w:r>
+      <w:r>
+        <w:rPr>
+          <w:b/>
+          <w:bCs/>
+          <w:sz w:val="28"/>
+          <w:szCs w:val="28"/>
+          <w:lang w:val="es-ES"/>
+        </w:rPr>
+        <w:tab/>
+        <w:t xml:space="preserve">Ingeniería Civil </w:t>
+      </w:r>
+    </w:p>
+    <w:p>
+      <w:pPr>
+        <w:rPr>
+          <w:b/>
+          <w:bCs/>
+          <w:sz w:val="28"/>
+          <w:szCs w:val="28"/>
+          <w:lang w:val="es-ES"/>
+        </w:rPr>
+      </w:pPr>
+      <w:r>
+        <w:rPr>
+          <w:b/>
+          <w:bCs/>
+          <w:sz w:val="28"/>
+          <w:szCs w:val="28"/>
+          <w:lang w:val="es-ES"/>
+        </w:rPr>
         <w:t xml:space="preserve">Teléfono: </w:t>
       </w:r>
       <w:r>
@@ -519,7 +591,7 @@
         </w:rPr>
         <w:tab/>
       </w:r>
-      <w:hyperlink r:id="rId4" w:history="1">
+      <w:hyperlink r:id="rId5" w:history="1">
         <w:r>
           <w:rPr>
             <w:rStyle w:val="Hipervnculo"/>
@@ -596,6 +668,987 @@
         <w:t>Segundo Semestre 2025</w:t>
       </w:r>
     </w:p>
+    <w:p>
+      <w:pPr>
+        <w:rPr>
+          <w:b/>
+          <w:bCs/>
+          <w:sz w:val="28"/>
+          <w:szCs w:val="28"/>
+          <w:lang w:val="es-ES"/>
+        </w:rPr>
+      </w:pPr>
+    </w:p>
+    <w:p>
+      <w:pPr>
+        <w:rPr>
+          <w:b/>
+          <w:bCs/>
+          <w:sz w:val="28"/>
+          <w:szCs w:val="28"/>
+          <w:lang w:val="es-ES"/>
+        </w:rPr>
+      </w:pPr>
+    </w:p>
+    <w:p>
+      <w:pPr>
+        <w:rPr>
+          <w:b/>
+          <w:bCs/>
+          <w:sz w:val="28"/>
+          <w:szCs w:val="28"/>
+          <w:lang w:val="es-ES"/>
+        </w:rPr>
+      </w:pPr>
+    </w:p>
+    <w:p>
+      <w:pPr>
+        <w:jc w:val="center"/>
+        <w:rPr>
+          <w:b/>
+          <w:bCs/>
+          <w:sz w:val="28"/>
+          <w:szCs w:val="28"/>
+          <w:lang w:val="es-ES"/>
+        </w:rPr>
+      </w:pPr>
+      <w:r>
+        <w:rPr>
+          <w:b/>
+          <w:bCs/>
+          <w:sz w:val="28"/>
+          <w:szCs w:val="28"/>
+          <w:lang w:val="es-ES"/>
+        </w:rPr>
+        <w:lastRenderedPageBreak/>
+        <w:t>Practica Aplicada</w:t>
+      </w:r>
+    </w:p>
+    <w:p>
+      <w:pPr>
+        <w:rPr>
+          <w:sz w:val="28"/>
+          <w:szCs w:val="28"/>
+          <w:lang w:val="es-ES"/>
+        </w:rPr>
+      </w:pPr>
+      <w:r>
+        <w:rPr>
+          <w:b/>
+          <w:bCs/>
+          <w:sz w:val="28"/>
+          <w:szCs w:val="28"/>
+          <w:lang w:val="es-ES"/>
+        </w:rPr>
+        <w:t xml:space="preserve">Empresa: </w:t>
+      </w:r>
+      <w:r>
+        <w:rPr>
+          <w:sz w:val="28"/>
+          <w:szCs w:val="28"/>
+          <w:lang w:val="es-ES"/>
+        </w:rPr>
+        <w:t xml:space="preserve">Construcción e Ingeniería S. A. CONESA </w:t>
+      </w:r>
+    </w:p>
+    <w:p>
+      <w:pPr>
+        <w:rPr>
+          <w:sz w:val="28"/>
+          <w:szCs w:val="28"/>
+        </w:rPr>
+      </w:pPr>
+      <w:r>
+        <w:rPr>
+          <w:sz w:val="28"/>
+          <w:szCs w:val="28"/>
+        </w:rPr>
+        <w:t>Construcción e Ingeniería S.A. (CONESA) es una empresa guatemalteca dedicada al desarrollo de proyectos de infraestructura civil, brindando servicios integrales en el área de la construcción, supervisión y diseño de obras civiles. CONESA se especializa en urbanización, edificación, obras viales, sistemas de drenaje y estructuras de concreto, ofreciendo soluciones eficientes y de alta calidad adaptadas a las necesidades del cliente.</w:t>
+      </w:r>
+    </w:p>
+    <w:p>
+      <w:pPr>
+        <w:rPr>
+          <w:sz w:val="28"/>
+          <w:szCs w:val="28"/>
+        </w:rPr>
+      </w:pPr>
+    </w:p>
+    <w:p>
+      <w:pPr>
+        <w:rPr>
+          <w:b/>
+          <w:bCs/>
+          <w:sz w:val="28"/>
+          <w:szCs w:val="28"/>
+        </w:rPr>
+      </w:pPr>
+      <w:r>
+        <w:rPr>
+          <w:b/>
+          <w:bCs/>
+          <w:sz w:val="28"/>
+          <w:szCs w:val="28"/>
+        </w:rPr>
+        <w:t>Objetivo General</w:t>
+      </w:r>
+    </w:p>
+    <w:p>
+      <w:pPr>
+        <w:rPr>
+          <w:sz w:val="28"/>
+          <w:szCs w:val="28"/>
+        </w:rPr>
+      </w:pPr>
+      <w:r>
+        <w:rPr>
+          <w:sz w:val="28"/>
+          <w:szCs w:val="28"/>
+        </w:rPr>
+        <w:t>Adquirir experiencia profesional y fortalecer los conocimientos teóricos adquiridos en la carrera de Ingeniería Civil mediante la participación en actividades topográficas, constructivas y administrativas dentro de los proyectos desarrollados por la empresa Construcción e Ingeniería S.A. (CONESA).</w:t>
+      </w:r>
+    </w:p>
+    <w:p>
+      <w:pPr>
+        <w:rPr>
+          <w:sz w:val="28"/>
+          <w:szCs w:val="28"/>
+          <w:lang w:val="es-ES"/>
+        </w:rPr>
+      </w:pPr>
+    </w:p>
+    <w:p>
+      <w:pPr>
+        <w:rPr>
+          <w:b/>
+          <w:bCs/>
+          <w:sz w:val="28"/>
+          <w:szCs w:val="28"/>
+        </w:rPr>
+      </w:pPr>
+      <w:r>
+        <w:rPr>
+          <w:b/>
+          <w:bCs/>
+          <w:sz w:val="28"/>
+          <w:szCs w:val="28"/>
+        </w:rPr>
+        <w:t>Objetivos Específicos</w:t>
+      </w:r>
+    </w:p>
+    <w:p>
+      <w:pPr>
+        <w:numPr>
+          <w:ilvl w:val="0"/>
+          <w:numId w:val="1"/>
+        </w:numPr>
+        <w:spacing w:after="0"/>
+        <w:rPr>
+          <w:sz w:val="28"/>
+          <w:szCs w:val="28"/>
+        </w:rPr>
+      </w:pPr>
+      <w:r>
+        <w:rPr>
+          <w:sz w:val="28"/>
+          <w:szCs w:val="28"/>
+        </w:rPr>
+        <w:t>Aplicar conocimientos de topografía en levantamientos y replanteos dentro de los proyectos en ejecución.</w:t>
+      </w:r>
+    </w:p>
+    <w:p>
+      <w:pPr>
+        <w:numPr>
+          <w:ilvl w:val="0"/>
+          <w:numId w:val="1"/>
+        </w:numPr>
+        <w:spacing w:after="0"/>
+        <w:rPr>
+          <w:sz w:val="28"/>
+          <w:szCs w:val="28"/>
+        </w:rPr>
+      </w:pPr>
+      <w:r>
+        <w:rPr>
+          <w:sz w:val="28"/>
+          <w:szCs w:val="28"/>
+        </w:rPr>
+        <w:t>Colaborar en el control de niveles, alineamientos y ubicación de elementos estructurales.</w:t>
+      </w:r>
+    </w:p>
+    <w:p>
+      <w:pPr>
+        <w:numPr>
+          <w:ilvl w:val="0"/>
+          <w:numId w:val="1"/>
+        </w:numPr>
+        <w:spacing w:after="0"/>
+        <w:rPr>
+          <w:sz w:val="28"/>
+          <w:szCs w:val="28"/>
+        </w:rPr>
+      </w:pPr>
+      <w:r>
+        <w:rPr>
+          <w:sz w:val="28"/>
+          <w:szCs w:val="28"/>
+        </w:rPr>
+        <w:t>Participar en la interpretación y análisis de planos topográficos y estructurales.</w:t>
+      </w:r>
+    </w:p>
+    <w:p>
+      <w:pPr>
+        <w:numPr>
+          <w:ilvl w:val="0"/>
+          <w:numId w:val="1"/>
+        </w:numPr>
+        <w:spacing w:after="0"/>
+        <w:rPr>
+          <w:sz w:val="28"/>
+          <w:szCs w:val="28"/>
+        </w:rPr>
+      </w:pPr>
+      <w:r>
+        <w:rPr>
+          <w:sz w:val="28"/>
+          <w:szCs w:val="28"/>
+        </w:rPr>
+        <w:t>Apoyar en la supervisión de procesos constructivos en campo.</w:t>
+      </w:r>
+    </w:p>
+    <w:p>
+      <w:pPr>
+        <w:rPr>
+          <w:sz w:val="28"/>
+          <w:szCs w:val="28"/>
+          <w:lang w:val="es-ES"/>
+        </w:rPr>
+      </w:pPr>
+    </w:p>
+    <w:p>
+      <w:pPr>
+        <w:rPr>
+          <w:sz w:val="28"/>
+          <w:szCs w:val="28"/>
+          <w:lang w:val="es-ES"/>
+        </w:rPr>
+      </w:pPr>
+    </w:p>
+    <w:p>
+      <w:pPr>
+        <w:rPr>
+          <w:sz w:val="28"/>
+          <w:szCs w:val="28"/>
+          <w:lang w:val="es-ES"/>
+        </w:rPr>
+      </w:pPr>
+    </w:p>
+    <w:p>
+      <w:pPr>
+        <w:rPr>
+          <w:sz w:val="28"/>
+          <w:szCs w:val="28"/>
+          <w:lang w:val="es-ES"/>
+        </w:rPr>
+      </w:pPr>
+    </w:p>
+    <w:p>
+      <w:pPr>
+        <w:rPr>
+          <w:sz w:val="28"/>
+          <w:szCs w:val="28"/>
+          <w:lang w:val="es-ES"/>
+        </w:rPr>
+      </w:pPr>
+    </w:p>
+    <w:p>
+      <w:pPr>
+        <w:rPr>
+          <w:b/>
+          <w:bCs/>
+          <w:sz w:val="28"/>
+          <w:szCs w:val="28"/>
+        </w:rPr>
+      </w:pPr>
+      <w:r>
+        <w:rPr>
+          <w:b/>
+          <w:bCs/>
+          <w:sz w:val="28"/>
+          <w:szCs w:val="28"/>
+        </w:rPr>
+        <w:lastRenderedPageBreak/>
+        <w:t xml:space="preserve">Actividades </w:t>
+      </w:r>
+    </w:p>
+    <w:p>
+      <w:pPr>
+        <w:numPr>
+          <w:ilvl w:val="0"/>
+          <w:numId w:val="2"/>
+        </w:numPr>
+        <w:rPr>
+          <w:sz w:val="28"/>
+          <w:szCs w:val="28"/>
+        </w:rPr>
+      </w:pPr>
+      <w:r>
+        <w:rPr>
+          <w:b/>
+          <w:bCs/>
+          <w:sz w:val="28"/>
+          <w:szCs w:val="28"/>
+        </w:rPr>
+        <w:t>Realizar levantamientos topográficos</w:t>
+      </w:r>
+      <w:r>
+        <w:rPr>
+          <w:sz w:val="28"/>
+          <w:szCs w:val="28"/>
+        </w:rPr>
+        <w:br/>
+        <w:t>Participar en la toma de datos de campo para generar planos detallados del terreno, utilizando instrumentos como estación total o GPS.</w:t>
+      </w:r>
+    </w:p>
+    <w:p>
+      <w:pPr>
+        <w:numPr>
+          <w:ilvl w:val="0"/>
+          <w:numId w:val="2"/>
+        </w:numPr>
+        <w:rPr>
+          <w:sz w:val="28"/>
+          <w:szCs w:val="28"/>
+        </w:rPr>
+      </w:pPr>
+      <w:r>
+        <w:rPr>
+          <w:b/>
+          <w:bCs/>
+          <w:sz w:val="28"/>
+          <w:szCs w:val="28"/>
+        </w:rPr>
+        <w:t>Apoyar en el uso y calibración de instrumentos topográficos</w:t>
+      </w:r>
+      <w:r>
+        <w:rPr>
+          <w:sz w:val="28"/>
+          <w:szCs w:val="28"/>
+        </w:rPr>
+        <w:br/>
+        <w:t>Colaborar en la correcta instalación, nivelación y verificación de precisión de equipos como estación total, nivel automático y cintas métricas.</w:t>
+      </w:r>
+    </w:p>
+    <w:p>
+      <w:pPr>
+        <w:numPr>
+          <w:ilvl w:val="0"/>
+          <w:numId w:val="2"/>
+        </w:numPr>
+        <w:rPr>
+          <w:sz w:val="28"/>
+          <w:szCs w:val="28"/>
+        </w:rPr>
+      </w:pPr>
+      <w:r>
+        <w:rPr>
+          <w:b/>
+          <w:bCs/>
+          <w:sz w:val="28"/>
+          <w:szCs w:val="28"/>
+        </w:rPr>
+        <w:t>Replantear ejes de calles, lotificaciones y estructuras</w:t>
+      </w:r>
+      <w:r>
+        <w:rPr>
+          <w:sz w:val="28"/>
+          <w:szCs w:val="28"/>
+        </w:rPr>
+        <w:br/>
+        <w:t>Trasladar las dimensiones del plano al terreno, marcando con exactitud la ubicación de obras civiles como calles, banquetas o cimentaciones.</w:t>
+      </w:r>
+    </w:p>
+    <w:p>
+      <w:pPr>
+        <w:numPr>
+          <w:ilvl w:val="0"/>
+          <w:numId w:val="2"/>
+        </w:numPr>
+        <w:rPr>
+          <w:sz w:val="28"/>
+          <w:szCs w:val="28"/>
+        </w:rPr>
+      </w:pPr>
+      <w:r>
+        <w:rPr>
+          <w:b/>
+          <w:bCs/>
+          <w:sz w:val="28"/>
+          <w:szCs w:val="28"/>
+        </w:rPr>
+        <w:t>Interpretar planos topográficos y estructurales</w:t>
+      </w:r>
+      <w:r>
+        <w:rPr>
+          <w:sz w:val="28"/>
+          <w:szCs w:val="28"/>
+        </w:rPr>
+        <w:br/>
+        <w:t>Analizar y comprender la información contenida en planos para poder ejecutarla correctamente en obra y en tareas de replanteo.</w:t>
+      </w:r>
+    </w:p>
+    <w:p>
+      <w:pPr>
+        <w:numPr>
+          <w:ilvl w:val="0"/>
+          <w:numId w:val="2"/>
+        </w:numPr>
+        <w:rPr>
+          <w:sz w:val="28"/>
+          <w:szCs w:val="28"/>
+        </w:rPr>
+      </w:pPr>
+      <w:r>
+        <w:rPr>
+          <w:b/>
+          <w:bCs/>
+          <w:sz w:val="28"/>
+          <w:szCs w:val="28"/>
+        </w:rPr>
+        <w:t>Verificación de niveles, pendientes y cotas</w:t>
+      </w:r>
+      <w:r>
+        <w:rPr>
+          <w:sz w:val="28"/>
+          <w:szCs w:val="28"/>
+        </w:rPr>
+        <w:br/>
+        <w:t>Colaborar en la comprobación de alturas y desniveles del terreno o de estructuras ya ejecutadas, asegurando el cumplimiento de los planos y diseños.</w:t>
+      </w:r>
+    </w:p>
+    <w:p>
+      <w:pPr>
+        <w:numPr>
+          <w:ilvl w:val="0"/>
+          <w:numId w:val="2"/>
+        </w:numPr>
+        <w:rPr>
+          <w:sz w:val="28"/>
+          <w:szCs w:val="28"/>
+        </w:rPr>
+      </w:pPr>
+      <w:r>
+        <w:rPr>
+          <w:b/>
+          <w:bCs/>
+          <w:sz w:val="28"/>
+          <w:szCs w:val="28"/>
+        </w:rPr>
+        <w:t>Elaborar croquis de campo y bitácoras</w:t>
+      </w:r>
+      <w:r>
+        <w:rPr>
+          <w:sz w:val="28"/>
+          <w:szCs w:val="28"/>
+        </w:rPr>
+        <w:br/>
+        <w:t>Registrar de forma gráfica y escrita las condiciones encontradas en el terreno, así como las actividades realizadas diariamente, observaciones y datos relevantes.</w:t>
+      </w:r>
+    </w:p>
+    <w:p>
+      <w:pPr>
+        <w:numPr>
+          <w:ilvl w:val="0"/>
+          <w:numId w:val="2"/>
+        </w:numPr>
+        <w:rPr>
+          <w:sz w:val="28"/>
+          <w:szCs w:val="28"/>
+        </w:rPr>
+      </w:pPr>
+      <w:r>
+        <w:rPr>
+          <w:b/>
+          <w:bCs/>
+          <w:sz w:val="28"/>
+          <w:szCs w:val="28"/>
+        </w:rPr>
+        <w:t>Control de calidad de materiales y procesos</w:t>
+      </w:r>
+      <w:r>
+        <w:rPr>
+          <w:sz w:val="28"/>
+          <w:szCs w:val="28"/>
+        </w:rPr>
+        <w:br/>
+        <w:t>Apoyar en la toma de muestras o supervisión de procesos constructivos, como vaciados de concreto o compactación de suelos, según especificaciones técnicas.</w:t>
+      </w:r>
+    </w:p>
+    <w:p>
+      <w:pPr>
+        <w:numPr>
+          <w:ilvl w:val="0"/>
+          <w:numId w:val="2"/>
+        </w:numPr>
+        <w:rPr>
+          <w:sz w:val="28"/>
+          <w:szCs w:val="28"/>
+        </w:rPr>
+      </w:pPr>
+      <w:r>
+        <w:rPr>
+          <w:b/>
+          <w:bCs/>
+          <w:sz w:val="28"/>
+          <w:szCs w:val="28"/>
+        </w:rPr>
+        <w:t>Participar en inspecciones y documentación fotográfica</w:t>
+      </w:r>
+      <w:r>
+        <w:rPr>
+          <w:sz w:val="28"/>
+          <w:szCs w:val="28"/>
+        </w:rPr>
+        <w:br/>
+        <w:t>Asistir a recorridos en la obra para revisar avances, detectar problemas o verificar procesos, tomando fotos y redactando reportes de cada visita.</w:t>
+      </w:r>
+    </w:p>
+    <w:p>
+      <w:pPr>
+        <w:numPr>
+          <w:ilvl w:val="0"/>
+          <w:numId w:val="2"/>
+        </w:numPr>
+        <w:rPr>
+          <w:sz w:val="28"/>
+          <w:szCs w:val="28"/>
+        </w:rPr>
+      </w:pPr>
+      <w:r>
+        <w:rPr>
+          <w:b/>
+          <w:bCs/>
+          <w:sz w:val="28"/>
+          <w:szCs w:val="28"/>
+        </w:rPr>
+        <w:lastRenderedPageBreak/>
+        <w:t>Apoyar en la coordinación con personal técnico y operario</w:t>
+      </w:r>
+      <w:r>
+        <w:rPr>
+          <w:sz w:val="28"/>
+          <w:szCs w:val="28"/>
+        </w:rPr>
+        <w:br/>
+        <w:t>Colaborar con los encargados de obra, topógrafos y personal operativo para ejecutar tareas de campo de manera eficiente y organizada.</w:t>
+      </w:r>
+    </w:p>
+    <w:p>
+      <w:pPr>
+        <w:numPr>
+          <w:ilvl w:val="0"/>
+          <w:numId w:val="2"/>
+        </w:numPr>
+        <w:rPr>
+          <w:sz w:val="28"/>
+          <w:szCs w:val="28"/>
+        </w:rPr>
+      </w:pPr>
+      <w:r>
+        <w:rPr>
+          <w:b/>
+          <w:bCs/>
+          <w:sz w:val="28"/>
+          <w:szCs w:val="28"/>
+        </w:rPr>
+        <w:t>Redactar informes semanales de actividades</w:t>
+      </w:r>
+      <w:r>
+        <w:rPr>
+          <w:sz w:val="28"/>
+          <w:szCs w:val="28"/>
+        </w:rPr>
+        <w:br/>
+        <w:t>Elaborar resúmenes técnicos de las labores realizadas, aprendizajes, dificultades enfrentadas y propuestas de mejora, fortaleciendo la comunicación profesional.</w:t>
+      </w:r>
+    </w:p>
+    <w:p>
+      <w:pPr>
+        <w:rPr>
+          <w:sz w:val="28"/>
+          <w:szCs w:val="28"/>
+        </w:rPr>
+      </w:pPr>
+    </w:p>
+    <w:p>
+      <w:pPr>
+        <w:rPr>
+          <w:b/>
+          <w:bCs/>
+          <w:sz w:val="28"/>
+          <w:szCs w:val="28"/>
+        </w:rPr>
+      </w:pPr>
+      <w:r>
+        <w:rPr>
+          <w:b/>
+          <w:bCs/>
+          <w:sz w:val="28"/>
+          <w:szCs w:val="28"/>
+        </w:rPr>
+        <w:t>Metodología</w:t>
+      </w:r>
+      <w:r>
+        <w:rPr>
+          <w:b/>
+          <w:bCs/>
+          <w:sz w:val="28"/>
+          <w:szCs w:val="28"/>
+        </w:rPr>
+        <w:t>:</w:t>
+      </w:r>
+    </w:p>
+    <w:p>
+      <w:pPr>
+        <w:rPr>
+          <w:sz w:val="28"/>
+          <w:szCs w:val="28"/>
+          <w:lang w:val="es-ES"/>
+        </w:rPr>
+      </w:pPr>
+      <w:r>
+        <w:rPr>
+          <w:sz w:val="28"/>
+          <w:szCs w:val="28"/>
+        </w:rPr>
+        <w:t xml:space="preserve">La práctica se desarrollará mediante una metodología participativa y aplicada, combinando actividades de observación, ejecución en campo y análisis técnico. </w:t>
+      </w:r>
+      <w:r>
+        <w:rPr>
+          <w:sz w:val="28"/>
+          <w:szCs w:val="28"/>
+        </w:rPr>
+        <w:t xml:space="preserve">Se </w:t>
+      </w:r>
+      <w:r>
+        <w:rPr>
+          <w:sz w:val="28"/>
+          <w:szCs w:val="28"/>
+        </w:rPr>
+        <w:t>participará directamente en tareas topográficas y constructivas, bajo la supervisión de personal calificado. Se fomentará el aprendizaje a través de la experiencia, el trabajo en equipo, el uso de instrumentos y la elaboración de reportes semanales</w:t>
+      </w:r>
+    </w:p>
+    <w:p>
+      <w:pPr>
+        <w:rPr>
+          <w:b/>
+          <w:bCs/>
+          <w:sz w:val="28"/>
+          <w:szCs w:val="28"/>
+          <w:lang w:val="es-ES"/>
+        </w:rPr>
+      </w:pPr>
+    </w:p>
+    <w:p>
+      <w:pPr>
+        <w:rPr>
+          <w:b/>
+          <w:bCs/>
+          <w:sz w:val="28"/>
+          <w:szCs w:val="28"/>
+          <w:lang w:val="es-ES"/>
+        </w:rPr>
+      </w:pPr>
+      <w:r>
+        <w:rPr>
+          <w:b/>
+          <w:bCs/>
+          <w:sz w:val="28"/>
+          <w:szCs w:val="28"/>
+          <w:lang w:val="es-ES"/>
+        </w:rPr>
+        <w:t>Horario de Practica:</w:t>
+      </w:r>
+    </w:p>
+    <w:p>
+      <w:pPr>
+        <w:rPr>
+          <w:sz w:val="28"/>
+          <w:szCs w:val="28"/>
+        </w:rPr>
+      </w:pPr>
+      <w:r>
+        <w:rPr>
+          <w:sz w:val="28"/>
+          <w:szCs w:val="28"/>
+        </w:rPr>
+        <w:t xml:space="preserve">Las prácticas se realizarán de </w:t>
+      </w:r>
+      <w:proofErr w:type="gramStart"/>
+      <w:r>
+        <w:rPr>
+          <w:sz w:val="28"/>
+          <w:szCs w:val="28"/>
+        </w:rPr>
+        <w:t>L</w:t>
+      </w:r>
+      <w:r>
+        <w:rPr>
+          <w:sz w:val="28"/>
+          <w:szCs w:val="28"/>
+        </w:rPr>
+        <w:t>unes</w:t>
+      </w:r>
+      <w:proofErr w:type="gramEnd"/>
+      <w:r>
+        <w:rPr>
+          <w:sz w:val="28"/>
+          <w:szCs w:val="28"/>
+        </w:rPr>
+        <w:t xml:space="preserve"> a </w:t>
+      </w:r>
+      <w:proofErr w:type="gramStart"/>
+      <w:r>
+        <w:rPr>
+          <w:sz w:val="28"/>
+          <w:szCs w:val="28"/>
+        </w:rPr>
+        <w:t>S</w:t>
+      </w:r>
+      <w:r>
+        <w:rPr>
+          <w:sz w:val="28"/>
+          <w:szCs w:val="28"/>
+        </w:rPr>
+        <w:t>ábado</w:t>
+      </w:r>
+      <w:proofErr w:type="gramEnd"/>
+      <w:r>
+        <w:rPr>
+          <w:sz w:val="28"/>
+          <w:szCs w:val="28"/>
+        </w:rPr>
+        <w:t xml:space="preserve">, con una jornada aproximada de </w:t>
+      </w:r>
+      <w:r>
+        <w:rPr>
+          <w:b/>
+          <w:bCs/>
+          <w:sz w:val="28"/>
+          <w:szCs w:val="28"/>
+        </w:rPr>
+        <w:t>8 horas diarias</w:t>
+      </w:r>
+      <w:r>
+        <w:rPr>
+          <w:sz w:val="28"/>
+          <w:szCs w:val="28"/>
+        </w:rPr>
+        <w:t xml:space="preserve"> de lunes a viernes, en un horario de </w:t>
+      </w:r>
+      <w:r>
+        <w:rPr>
+          <w:b/>
+          <w:bCs/>
+          <w:sz w:val="28"/>
+          <w:szCs w:val="28"/>
+        </w:rPr>
+        <w:t>7:00 a.m. a 4:00 p.m.</w:t>
+      </w:r>
+      <w:r>
+        <w:rPr>
+          <w:sz w:val="28"/>
+          <w:szCs w:val="28"/>
+        </w:rPr>
+        <w:t xml:space="preserve">, y los días sábado de </w:t>
+      </w:r>
+      <w:r>
+        <w:rPr>
+          <w:b/>
+          <w:bCs/>
+          <w:sz w:val="28"/>
+          <w:szCs w:val="28"/>
+        </w:rPr>
+        <w:t>7:00 a.m. a 1:00 p.m.</w:t>
+      </w:r>
+      <w:r>
+        <w:rPr>
+          <w:sz w:val="28"/>
+          <w:szCs w:val="28"/>
+        </w:rPr>
+        <w:t xml:space="preserve">, para un total de </w:t>
+      </w:r>
+      <w:r>
+        <w:rPr>
+          <w:b/>
+          <w:bCs/>
+          <w:sz w:val="28"/>
+          <w:szCs w:val="28"/>
+        </w:rPr>
+        <w:t>45 horas efectivas semanales</w:t>
+      </w:r>
+      <w:r>
+        <w:rPr>
+          <w:sz w:val="28"/>
+          <w:szCs w:val="28"/>
+        </w:rPr>
+        <w:t>. Este horario estará sujeto a variación según la carga de trabajo y las necesidades del proyecto asignado.</w:t>
+      </w:r>
+    </w:p>
+    <w:p>
+      <w:pPr>
+        <w:rPr>
+          <w:sz w:val="28"/>
+          <w:szCs w:val="28"/>
+        </w:rPr>
+      </w:pPr>
+    </w:p>
+    <w:p>
+      <w:pPr>
+        <w:rPr>
+          <w:sz w:val="28"/>
+          <w:szCs w:val="28"/>
+        </w:rPr>
+      </w:pPr>
+    </w:p>
+    <w:p>
+      <w:pPr>
+        <w:rPr>
+          <w:sz w:val="28"/>
+          <w:szCs w:val="28"/>
+        </w:rPr>
+      </w:pPr>
+    </w:p>
+    <w:p>
+      <w:pPr>
+        <w:rPr>
+          <w:sz w:val="28"/>
+          <w:szCs w:val="28"/>
+        </w:rPr>
+      </w:pPr>
+    </w:p>
+    <w:p>
+      <w:pPr>
+        <w:rPr>
+          <w:sz w:val="28"/>
+          <w:szCs w:val="28"/>
+        </w:rPr>
+      </w:pPr>
+    </w:p>
+    <w:p>
+      <w:pPr>
+        <w:rPr>
+          <w:sz w:val="28"/>
+          <w:szCs w:val="28"/>
+        </w:rPr>
+      </w:pPr>
+    </w:p>
+    <w:p>
+      <w:pPr>
+        <w:rPr>
+          <w:sz w:val="28"/>
+          <w:szCs w:val="28"/>
+        </w:rPr>
+      </w:pPr>
+    </w:p>
+    <w:p>
+      <w:pPr>
+        <w:rPr>
+          <w:b/>
+          <w:bCs/>
+          <w:sz w:val="28"/>
+          <w:szCs w:val="28"/>
+          <w:lang w:val="es-ES"/>
+        </w:rPr>
+      </w:pPr>
+      <w:r>
+        <w:rPr>
+          <w:b/>
+          <w:bCs/>
+          <w:noProof/>
+          <w:sz w:val="28"/>
+          <w:szCs w:val="28"/>
+          <w:lang w:val="es-ES"/>
+        </w:rPr>
+        <w:lastRenderedPageBreak/>
+        <w:drawing>
+          <wp:anchor distT="0" distB="0" distL="114300" distR="114300" simplePos="0" relativeHeight="251658240" behindDoc="0" locked="0" layoutInCell="1" allowOverlap="1" wp14:anchorId="5001B246" wp14:editId="520B2D0A">
+            <wp:simplePos x="0" y="0"/>
+            <wp:positionH relativeFrom="margin">
+              <wp:align>center</wp:align>
+            </wp:positionH>
+            <wp:positionV relativeFrom="margin">
+              <wp:posOffset>331027</wp:posOffset>
+            </wp:positionV>
+            <wp:extent cx="5371465" cy="8258810"/>
+            <wp:effectExtent l="0" t="0" r="635" b="8890"/>
+            <wp:wrapSquare wrapText="bothSides"/>
+            <wp:docPr id="2014539814" name="Imagen 3"/>
+            <wp:cNvGraphicFramePr>
+              <a:graphicFrameLocks xmlns:a="http://schemas.openxmlformats.org/drawingml/2006/main" noChangeAspect="1"/>
+            </wp:cNvGraphicFramePr>
+            <a:graphic xmlns:a="http://schemas.openxmlformats.org/drawingml/2006/main">
+              <a:graphicData uri="http://schemas.openxmlformats.org/drawingml/2006/picture">
+                <pic:pic xmlns:pic="http://schemas.openxmlformats.org/drawingml/2006/picture">
+                  <pic:nvPicPr>
+                    <pic:cNvPr id="0" name="Picture 3"/>
+                    <pic:cNvPicPr>
+                      <a:picLocks noChangeAspect="1" noChangeArrowheads="1"/>
+                    </pic:cNvPicPr>
+                  </pic:nvPicPr>
+                  <pic:blipFill>
+                    <a:blip r:embed="rId6">
+                      <a:extLst>
+                        <a:ext uri="{28A0092B-C50C-407E-A947-70E740481C1C}">
+                          <a14:useLocalDpi xmlns:a14="http://schemas.microsoft.com/office/drawing/2010/main" val="0"/>
+                        </a:ext>
+                      </a:extLst>
+                    </a:blip>
+                    <a:srcRect/>
+                    <a:stretch>
+                      <a:fillRect/>
+                    </a:stretch>
+                  </pic:blipFill>
+                  <pic:spPr bwMode="auto">
+                    <a:xfrm>
+                      <a:off x="0" y="0"/>
+                      <a:ext cx="5371465" cy="8258810"/>
+                    </a:xfrm>
+                    <a:prstGeom prst="rect">
+                      <a:avLst/>
+                    </a:prstGeom>
+                    <a:noFill/>
+                    <a:ln>
+                      <a:noFill/>
+                    </a:ln>
+                  </pic:spPr>
+                </pic:pic>
+              </a:graphicData>
+            </a:graphic>
+          </wp:anchor>
+        </w:drawing>
+      </w:r>
+      <w:r>
+        <w:rPr>
+          <w:b/>
+          <w:bCs/>
+          <w:sz w:val="28"/>
+          <w:szCs w:val="28"/>
+          <w:lang w:val="es-ES"/>
+        </w:rPr>
+        <w:t>Cro</w:t>
+      </w:r>
+      <w:r>
+        <w:rPr>
+          <w:b/>
+          <w:bCs/>
+          <w:sz w:val="28"/>
+          <w:szCs w:val="28"/>
+          <w:lang w:val="es-ES"/>
+        </w:rPr>
+        <w:t>nograma de Actividades:</w:t>
+      </w:r>
+    </w:p>
     <w:sectPr>
       <w:pgSz w:w="12240" w:h="15840"/>
       <w:pgMar w:top="1417" w:right="1701" w:bottom="1417" w:left="1701" w:header="708" w:footer="708" w:gutter="0"/>
@@ -604,6 +1657,243 @@
     </w:sectPr>
   </w:body>
 </w:document>
+</file>
+
+<file path=word/numbering.xml><?xml version="1.0" encoding="utf-8"?>
+<w:numbering xmlns:wpc="http://schemas.microsoft.com/office/word/2010/wordprocessingCanvas" xmlns:cx="http://schemas.microsoft.com/office/drawing/2014/chartex" xmlns:cx1="http://schemas.microsoft.com/office/drawing/2015/9/8/chartex" xmlns:cx2="http://schemas.microsoft.com/office/drawing/2015/10/21/chartex" xmlns:cx3="http://schemas.microsoft.com/office/drawing/2016/5/9/chartex" xmlns:cx4="http://schemas.microsoft.com/office/drawing/2016/5/10/chartex" xmlns:cx5="http://schemas.microsoft.com/office/drawing/2016/5/11/chartex" xmlns:cx6="http://schemas.microsoft.com/office/drawing/2016/5/12/chartex" xmlns:cx7="http://schemas.microsoft.com/office/drawing/2016/5/13/chartex" xmlns:cx8="http://schemas.microsoft.com/office/drawing/2016/5/14/chartex" xmlns:mc="http://schemas.openxmlformats.org/markup-compatibility/2006" xmlns:aink="http://schemas.microsoft.com/office/drawing/2016/ink" xmlns:am3d="http://schemas.microsoft.com/office/drawing/2017/model3d" xmlns:o="urn:schemas-microsoft-com:office:office" xmlns:oel="http://schemas.microsoft.com/office/2019/extlst" xmlns:r="http://schemas.openxmlformats.org/officeDocument/2006/relationships" xmlns:m="http://schemas.openxmlformats.org/officeDocument/2006/math" xmlns:v="urn:schemas-microsoft-com:vml" xmlns:wp14="http://schemas.microsoft.com/office/word/2010/wordprocessingDrawing" xmlns:wp="http://schemas.openxmlformats.org/drawingml/2006/wordprocessingDrawing" xmlns:w10="urn:schemas-microsoft-com:office:word" xmlns:w="http://schemas.openxmlformats.org/wordprocessingml/2006/main" xmlns:w14="http://schemas.microsoft.com/office/word/2010/wordml" xmlns:w15="http://schemas.microsoft.com/office/word/2012/wordml" xmlns:w16cex="http://schemas.microsoft.com/office/word/2018/wordml/cex" xmlns:w16cid="http://schemas.microsoft.com/office/word/2016/wordml/cid" xmlns:w16="http://schemas.microsoft.com/office/word/2018/wordml" xmlns:w16du="http://schemas.microsoft.com/office/word/2023/wordml/word16du" xmlns:w16sdtdh="http://schemas.microsoft.com/office/word/2020/wordml/sdtdatahash" xmlns:w16sdtfl="http://schemas.microsoft.com/office/word/2024/wordml/sdtformatlock" xmlns:w16se="http://schemas.microsoft.com/office/word/2015/wordml/symex" xmlns:wpg="http://schemas.microsoft.com/office/word/2010/wordprocessingGroup" xmlns:wpi="http://schemas.microsoft.com/office/word/2010/wordprocessingInk" xmlns:wne="http://schemas.microsoft.com/office/word/2006/wordml" xmlns:wps="http://schemas.microsoft.com/office/word/2010/wordprocessingShape" mc:Ignorable="w14 w15 w16se w16cid w16 w16cex w16sdtdh w16sdtfl w16du wp14">
+  <w:abstractNum w:abstractNumId="0" w15:restartNumberingAfterBreak="0">
+    <w:nsid w:val="2AE67736"/>
+    <w:multiLevelType w:val="multilevel"/>
+    <w:tmpl w:val="3F44983A"/>
+    <w:lvl w:ilvl="0">
+      <w:start w:val="1"/>
+      <w:numFmt w:val="decimal"/>
+      <w:lvlText w:val="%1."/>
+      <w:lvlJc w:val="left"/>
+      <w:pPr>
+        <w:tabs>
+          <w:tab w:val="num" w:pos="720"/>
+        </w:tabs>
+        <w:ind w:left="720" w:hanging="360"/>
+      </w:pPr>
+    </w:lvl>
+    <w:lvl w:ilvl="1" w:tentative="1">
+      <w:start w:val="1"/>
+      <w:numFmt w:val="decimal"/>
+      <w:lvlText w:val="%2."/>
+      <w:lvlJc w:val="left"/>
+      <w:pPr>
+        <w:tabs>
+          <w:tab w:val="num" w:pos="1440"/>
+        </w:tabs>
+        <w:ind w:left="1440" w:hanging="360"/>
+      </w:pPr>
+    </w:lvl>
+    <w:lvl w:ilvl="2" w:tentative="1">
+      <w:start w:val="1"/>
+      <w:numFmt w:val="decimal"/>
+      <w:lvlText w:val="%3."/>
+      <w:lvlJc w:val="left"/>
+      <w:pPr>
+        <w:tabs>
+          <w:tab w:val="num" w:pos="2160"/>
+        </w:tabs>
+        <w:ind w:left="2160" w:hanging="360"/>
+      </w:pPr>
+    </w:lvl>
+    <w:lvl w:ilvl="3" w:tentative="1">
+      <w:start w:val="1"/>
+      <w:numFmt w:val="decimal"/>
+      <w:lvlText w:val="%4."/>
+      <w:lvlJc w:val="left"/>
+      <w:pPr>
+        <w:tabs>
+          <w:tab w:val="num" w:pos="2880"/>
+        </w:tabs>
+        <w:ind w:left="2880" w:hanging="360"/>
+      </w:pPr>
+    </w:lvl>
+    <w:lvl w:ilvl="4" w:tentative="1">
+      <w:start w:val="1"/>
+      <w:numFmt w:val="decimal"/>
+      <w:lvlText w:val="%5."/>
+      <w:lvlJc w:val="left"/>
+      <w:pPr>
+        <w:tabs>
+          <w:tab w:val="num" w:pos="3600"/>
+        </w:tabs>
+        <w:ind w:left="3600" w:hanging="360"/>
+      </w:pPr>
+    </w:lvl>
+    <w:lvl w:ilvl="5" w:tentative="1">
+      <w:start w:val="1"/>
+      <w:numFmt w:val="decimal"/>
+      <w:lvlText w:val="%6."/>
+      <w:lvlJc w:val="left"/>
+      <w:pPr>
+        <w:tabs>
+          <w:tab w:val="num" w:pos="4320"/>
+        </w:tabs>
+        <w:ind w:left="4320" w:hanging="360"/>
+      </w:pPr>
+    </w:lvl>
+    <w:lvl w:ilvl="6" w:tentative="1">
+      <w:start w:val="1"/>
+      <w:numFmt w:val="decimal"/>
+      <w:lvlText w:val="%7."/>
+      <w:lvlJc w:val="left"/>
+      <w:pPr>
+        <w:tabs>
+          <w:tab w:val="num" w:pos="5040"/>
+        </w:tabs>
+        <w:ind w:left="5040" w:hanging="360"/>
+      </w:pPr>
+    </w:lvl>
+    <w:lvl w:ilvl="7" w:tentative="1">
+      <w:start w:val="1"/>
+      <w:numFmt w:val="decimal"/>
+      <w:lvlText w:val="%8."/>
+      <w:lvlJc w:val="left"/>
+      <w:pPr>
+        <w:tabs>
+          <w:tab w:val="num" w:pos="5760"/>
+        </w:tabs>
+        <w:ind w:left="5760" w:hanging="360"/>
+      </w:pPr>
+    </w:lvl>
+    <w:lvl w:ilvl="8" w:tentative="1">
+      <w:start w:val="1"/>
+      <w:numFmt w:val="decimal"/>
+      <w:lvlText w:val="%9."/>
+      <w:lvlJc w:val="left"/>
+      <w:pPr>
+        <w:tabs>
+          <w:tab w:val="num" w:pos="6480"/>
+        </w:tabs>
+        <w:ind w:left="6480" w:hanging="360"/>
+      </w:pPr>
+    </w:lvl>
+  </w:abstractNum>
+  <w:abstractNum w:abstractNumId="1" w15:restartNumberingAfterBreak="0">
+    <w:nsid w:val="6C0002AA"/>
+    <w:multiLevelType w:val="multilevel"/>
+    <w:tmpl w:val="B476C498"/>
+    <w:lvl w:ilvl="0">
+      <w:start w:val="1"/>
+      <w:numFmt w:val="decimal"/>
+      <w:lvlText w:val="%1."/>
+      <w:lvlJc w:val="left"/>
+      <w:pPr>
+        <w:tabs>
+          <w:tab w:val="num" w:pos="720"/>
+        </w:tabs>
+        <w:ind w:left="720" w:hanging="360"/>
+      </w:pPr>
+    </w:lvl>
+    <w:lvl w:ilvl="1" w:tentative="1">
+      <w:start w:val="1"/>
+      <w:numFmt w:val="decimal"/>
+      <w:lvlText w:val="%2."/>
+      <w:lvlJc w:val="left"/>
+      <w:pPr>
+        <w:tabs>
+          <w:tab w:val="num" w:pos="1440"/>
+        </w:tabs>
+        <w:ind w:left="1440" w:hanging="360"/>
+      </w:pPr>
+    </w:lvl>
+    <w:lvl w:ilvl="2" w:tentative="1">
+      <w:start w:val="1"/>
+      <w:numFmt w:val="decimal"/>
+      <w:lvlText w:val="%3."/>
+      <w:lvlJc w:val="left"/>
+      <w:pPr>
+        <w:tabs>
+          <w:tab w:val="num" w:pos="2160"/>
+        </w:tabs>
+        <w:ind w:left="2160" w:hanging="360"/>
+      </w:pPr>
+    </w:lvl>
+    <w:lvl w:ilvl="3" w:tentative="1">
+      <w:start w:val="1"/>
+      <w:numFmt w:val="decimal"/>
+      <w:lvlText w:val="%4."/>
+      <w:lvlJc w:val="left"/>
+      <w:pPr>
+        <w:tabs>
+          <w:tab w:val="num" w:pos="2880"/>
+        </w:tabs>
+        <w:ind w:left="2880" w:hanging="360"/>
+      </w:pPr>
+    </w:lvl>
+    <w:lvl w:ilvl="4" w:tentative="1">
+      <w:start w:val="1"/>
+      <w:numFmt w:val="decimal"/>
+      <w:lvlText w:val="%5."/>
+      <w:lvlJc w:val="left"/>
+      <w:pPr>
+        <w:tabs>
+          <w:tab w:val="num" w:pos="3600"/>
+        </w:tabs>
+        <w:ind w:left="3600" w:hanging="360"/>
+      </w:pPr>
+    </w:lvl>
+    <w:lvl w:ilvl="5" w:tentative="1">
+      <w:start w:val="1"/>
+      <w:numFmt w:val="decimal"/>
+      <w:lvlText w:val="%6."/>
+      <w:lvlJc w:val="left"/>
+      <w:pPr>
+        <w:tabs>
+          <w:tab w:val="num" w:pos="4320"/>
+        </w:tabs>
+        <w:ind w:left="4320" w:hanging="360"/>
+      </w:pPr>
+    </w:lvl>
+    <w:lvl w:ilvl="6" w:tentative="1">
+      <w:start w:val="1"/>
+      <w:numFmt w:val="decimal"/>
+      <w:lvlText w:val="%7."/>
+      <w:lvlJc w:val="left"/>
+      <w:pPr>
+        <w:tabs>
+          <w:tab w:val="num" w:pos="5040"/>
+        </w:tabs>
+        <w:ind w:left="5040" w:hanging="360"/>
+      </w:pPr>
+    </w:lvl>
+    <w:lvl w:ilvl="7" w:tentative="1">
+      <w:start w:val="1"/>
+      <w:numFmt w:val="decimal"/>
+      <w:lvlText w:val="%8."/>
+      <w:lvlJc w:val="left"/>
+      <w:pPr>
+        <w:tabs>
+          <w:tab w:val="num" w:pos="5760"/>
+        </w:tabs>
+        <w:ind w:left="5760" w:hanging="360"/>
+      </w:pPr>
+    </w:lvl>
+    <w:lvl w:ilvl="8" w:tentative="1">
+      <w:start w:val="1"/>
+      <w:numFmt w:val="decimal"/>
+      <w:lvlText w:val="%9."/>
+      <w:lvlJc w:val="left"/>
+      <w:pPr>
+        <w:tabs>
+          <w:tab w:val="num" w:pos="6480"/>
+        </w:tabs>
+        <w:ind w:left="6480" w:hanging="360"/>
+      </w:pPr>
+    </w:lvl>
+  </w:abstractNum>
+  <w:num w:numId="1" w16cid:durableId="910232970">
+    <w:abstractNumId w:val="1"/>
+  </w:num>
+  <w:num w:numId="2" w16cid:durableId="1238057864">
+    <w:abstractNumId w:val="0"/>
+  </w:num>
+</w:numbering>
 </file>
 
 <file path=word/styles.xml><?xml version="1.0" encoding="utf-8"?>
@@ -1209,7 +2499,6 @@
   <w:style w:type="character" w:default="1" w:styleId="Fuentedeprrafopredeter">
     <w:name w:val="Default Paragraph Font"/>
     <w:uiPriority w:val="1"/>
-    <w:semiHidden/>
     <w:unhideWhenUsed/>
   </w:style>
   <w:style w:type="table" w:default="1" w:styleId="Tablanormal">
